--- a/klagomål/A 19638-2026 FSC-klagomål.docx
+++ b/klagomål/A 19638-2026 FSC-klagomål.docx
@@ -760,7 +760,7 @@
     <w:r>
       <w:tab/>
       <w:tab/>
-      <w:t>2026-06-15</w:t>
+      <w:t>2026-06-16</w:t>
       <w:br/>
       <w:br/>
     </w:r>

--- a/klagomål/A 19638-2026 FSC-klagomål.docx
+++ b/klagomål/A 19638-2026 FSC-klagomål.docx
@@ -760,7 +760,7 @@
     <w:r>
       <w:tab/>
       <w:tab/>
-      <w:t>2026-06-16</w:t>
+      <w:t>2026-06-17</w:t>
       <w:br/>
       <w:br/>
     </w:r>

--- a/klagomål/A 19638-2026 FSC-klagomål.docx
+++ b/klagomål/A 19638-2026 FSC-klagomål.docx
@@ -1,6 +1,6 @@
 
 <file path=word/document.xml><?xml version="1.0" encoding="utf-8"?>
-<w:document xmlns:wpc="http://schemas.microsoft.com/office/word/2010/wordprocessingCanvas" xmlns:cx="http://schemas.microsoft.com/office/drawing/2014/chartex" xmlns:cx1="http://schemas.microsoft.com/office/drawing/2015/9/8/chartex" xmlns:cx2="http://schemas.microsoft.com/office/drawing/2015/10/21/chartex" xmlns:cx3="http://schemas.microsoft.com/office/drawing/2016/5/9/chartex" xmlns:cx4="http://schemas.microsoft.com/office/drawing/2016/5/10/chartex" xmlns:cx5="http://schemas.microsoft.com/office/drawing/2016/5/11/chartex" xmlns:cx6="http://schemas.microsoft.com/office/drawing/2016/5/12/chartex" xmlns:cx7="http://schemas.microsoft.com/office/drawing/2016/5/13/chartex" xmlns:cx8="http://schemas.microsoft.com/office/drawing/2016/5/14/chartex" xmlns:mc="http://schemas.openxmlformats.org/markup-compatibility/2006" xmlns:aink="http://schemas.microsoft.com/office/drawing/2016/ink" xmlns:am3d="http://schemas.microsoft.com/office/drawing/2017/model3d" xmlns:o="urn:schemas-microsoft-com:office:office" xmlns:oel="http://schemas.microsoft.com/office/2019/extlst" xmlns:r="http://schemas.openxmlformats.org/officeDocument/2006/relationships" xmlns:m="http://schemas.openxmlformats.org/officeDocument/2006/math" xmlns:v="urn:schemas-microsoft-com:vml" xmlns:wp14="http://schemas.microsoft.com/office/word/2010/wordprocessingDrawing" xmlns:wp="http://schemas.openxmlformats.org/drawingml/2006/wordprocessingDrawing" xmlns:w10="urn:schemas-microsoft-com:office:word" xmlns:w="http://schemas.openxmlformats.org/wordprocessingml/2006/main" xmlns:w14="http://schemas.microsoft.com/office/word/2010/wordml" xmlns:w15="http://schemas.microsoft.com/office/word/2012/wordml" xmlns:w16cex="http://schemas.microsoft.com/office/word/2018/wordml/cex" xmlns:w16cid="http://schemas.microsoft.com/office/word/2016/wordml/cid" xmlns:w16="http://schemas.microsoft.com/office/word/2018/wordml" xmlns:w16sdtdh="http://schemas.microsoft.com/office/word/2020/wordml/sdtdatahash" xmlns:w16se="http://schemas.microsoft.com/office/word/2015/wordml/symex" xmlns:wpg="http://schemas.microsoft.com/office/word/2010/wordprocessingGroup" xmlns:wpi="http://schemas.microsoft.com/office/word/2010/wordprocessingInk" xmlns:wne="http://schemas.microsoft.com/office/word/2006/wordml" xmlns:wps="http://schemas.microsoft.com/office/word/2010/wordprocessingShape" mc:Ignorable="w14 w15 w16se w16cid w16 w16cex w16sdtdh wp14">
+<w:document xmlns:wpc="http://schemas.microsoft.com/office/word/2010/wordprocessingCanvas" xmlns:cx="http://schemas.microsoft.com/office/drawing/2014/chartex" xmlns:cx1="http://schemas.microsoft.com/office/drawing/2015/9/8/chartex" xmlns:cx2="http://schemas.microsoft.com/office/drawing/2015/10/21/chartex" xmlns:cx3="http://schemas.microsoft.com/office/drawing/2016/5/9/chartex" xmlns:cx4="http://schemas.microsoft.com/office/drawing/2016/5/10/chartex" xmlns:cx5="http://schemas.microsoft.com/office/drawing/2016/5/11/chartex" xmlns:cx6="http://schemas.microsoft.com/office/drawing/2016/5/12/chartex" xmlns:cx7="http://schemas.microsoft.com/office/drawing/2016/5/13/chartex" xmlns:cx8="http://schemas.microsoft.com/office/drawing/2016/5/14/chartex" xmlns:mc="http://schemas.openxmlformats.org/markup-compatibility/2006" xmlns:aink="http://schemas.microsoft.com/office/drawing/2016/ink" xmlns:am3d="http://schemas.microsoft.com/office/drawing/2017/model3d" xmlns:o="urn:schemas-microsoft-com:office:office" xmlns:oel="http://schemas.microsoft.com/office/2019/extlst" xmlns:r="http://schemas.openxmlformats.org/officeDocument/2006/relationships" xmlns:m="http://schemas.openxmlformats.org/officeDocument/2006/math" xmlns:v="urn:schemas-microsoft-com:vml" xmlns:wp14="http://schemas.microsoft.com/office/word/2010/wordprocessingDrawing" xmlns:wp="http://schemas.openxmlformats.org/drawingml/2006/wordprocessingDrawing" xmlns:w10="urn:schemas-microsoft-com:office:word" xmlns:w="http://schemas.openxmlformats.org/wordprocessingml/2006/main" xmlns:w14="http://schemas.microsoft.com/office/word/2010/wordml" xmlns:w15="http://schemas.microsoft.com/office/word/2012/wordml" xmlns:w16cex="http://schemas.microsoft.com/office/word/2018/wordml/cex" xmlns:w16cid="http://schemas.microsoft.com/office/word/2016/wordml/cid" xmlns:w16="http://schemas.microsoft.com/office/word/2018/wordml" xmlns:w16du="http://schemas.microsoft.com/office/word/2023/wordml/word16du" xmlns:w16sdtdh="http://schemas.microsoft.com/office/word/2020/wordml/sdtdatahash" xmlns:w16sdtfl="http://schemas.microsoft.com/office/word/2024/wordml/sdtformatlock" xmlns:w16se="http://schemas.microsoft.com/office/word/2015/wordml/symex" xmlns:wpg="http://schemas.microsoft.com/office/word/2010/wordprocessingGroup" xmlns:wpi="http://schemas.microsoft.com/office/word/2010/wordprocessingInk" xmlns:wne="http://schemas.microsoft.com/office/word/2006/wordml" xmlns:wps="http://schemas.microsoft.com/office/word/2010/wordprocessingShape" mc:Ignorable="w14 w15 w16se w16cid w16 w16cex w16sdtdh w16sdtfl w16du wp14">
   <w:body>
     <w:p>
       <w:r>
@@ -168,7 +168,7 @@
     </w:p>
     <w:p>
       <w:r>
-        <w:t>Detta dokument behandlar höga naturvärden i avverkningsanmälan A 19638-2026 i Strömsunds kommun. Denna avverkningsanmälan inkom 2026-04-22 13:46:10 och omfattar 2,8 ha.</w:t>
+        <w:t>Detta dokument behandlar höga naturvärden i avverkningsanmälan A 19638-2026 i Strömsunds kommun som inkom 2026-04-22 och omfattar 2,8 ha.</w:t>
       </w:r>
     </w:p>
     <w:p>
@@ -191,12 +191,15 @@
     </w:p>
     <w:p>
       <w:r>
-        <w:t>I avverkningsanmälan har följande 5 naturvårdsarter hittats: dvärgbägarlav (NT), garnlav (NT), kortskaftad ärgspik (NT), vedskivlav (NT) och skinnlav (S). Av dessa är 4 rödlistade. För rödlistade arter har rödlistekategorin angivits inom parentes. Arter som är signalarter enligt Skogsstyrelsen har markerats med (S).</w:t>
+        <w:t>I avverkningsanmälan har följande 5 naturvårdsarter hittats: garnlav (VU, T), dvärgbägarlav (NT, T), kortskaftad ärgspik (NT), vedskivlav (NT, T) och skinnlav (S, T). Av dessa är 4 rödlistade. För rödlistade arter har rödlistekategorin angivits inom parentes. Arter som är signalarter enligt Skogsstyrelsen har markerats med (S). Typiska arter inom Natura 2000 som är kopplade till skogsekosystem har markerats med (T).</w:t>
       </w:r>
     </w:p>
     <w:p>
       <w:r>
-        <w:t>De påträffade naturvårdsarterna är ett tydligt kvitto på att detta rör sig om en skog med höga naturvärden. I Figur 1 visas en karta över det avverkningsanmälda området, där samtliga fyndplatser för naturvårdsarter som finns registrerade på Artportalen har markerats.</w:t>
+        <w:t>De påträffade naturvårdsarterna är ett tydligt kvitto på att det rör sig om en skog med höga naturvärden.</w:t>
+      </w:r>
+      <w:r>
+        <w:t xml:space="preserve"> I Figur 1 visas fyndplatser för naturvårdsarter i området, som finns registrerade på Artportalen.</w:t>
       </w:r>
     </w:p>
     <w:p>
@@ -206,7 +209,7 @@
       <w:r>
         <w:drawing>
           <wp:inline xmlns:a="http://schemas.openxmlformats.org/drawingml/2006/main" xmlns:pic="http://schemas.openxmlformats.org/drawingml/2006/picture">
-            <wp:extent cx="5486400" cy="4674465"/>
+            <wp:extent cx="5486400" cy="4591724"/>
             <wp:docPr id="1" name="Picture 1"/>
             <wp:cNvGraphicFramePr>
               <a:graphicFrameLocks noChangeAspect="1"/>
@@ -227,7 +230,7 @@
                   <pic:spPr>
                     <a:xfrm>
                       <a:off x="0" y="0"/>
-                      <a:ext cx="5486400" cy="4674465"/>
+                      <a:ext cx="5486400" cy="4591724"/>
                     </a:xfrm>
                     <a:prstGeom prst="rect"/>
                   </pic:spPr>
@@ -241,9 +244,10 @@
     <w:p>
       <w:pPr>
         <w:pStyle w:val="Caption"/>
+        <w:spacing w:after="240"/>
       </w:pPr>
       <w:r>
-        <w:t>Figur 1. Fyndplatser för naturvårdsarter i det avverkningsanmälda området (röd linje). Markörer utan svart kant är placerade på fyndplatsen. Markörer med svart kant är placerade vid sidan av fyndplatsen och har ett svart streck som visar fyndplatsens exakta position. Kartans mittpunktskoordinat är N 7087722, E 530195 i SWEREF 99 TM.</w:t>
+        <w:t>Figur 1. Fyndplatser för naturvårdsarter i avverkningsanmälan (röd linje). Markörer utan svart kant är placerade på fyndplatsen. Markörer med svart kant är placerade vid sidan av fyndplatsen och har ett svart streck som visar fyndplatsens exakta position. Kartans mittpunktskoordinat är N 7087722, E 530195 i SWEREF 99 TM.</w:t>
       </w:r>
     </w:p>
     <w:p>
@@ -650,7 +654,7 @@
 </file>
 
 <file path=word/endnotes.xml><?xml version="1.0" encoding="utf-8"?>
-<w:endnotes xmlns:wpc="http://schemas.microsoft.com/office/word/2010/wordprocessingCanvas" xmlns:cx="http://schemas.microsoft.com/office/drawing/2014/chartex" xmlns:cx1="http://schemas.microsoft.com/office/drawing/2015/9/8/chartex" xmlns:cx2="http://schemas.microsoft.com/office/drawing/2015/10/21/chartex" xmlns:cx3="http://schemas.microsoft.com/office/drawing/2016/5/9/chartex" xmlns:cx4="http://schemas.microsoft.com/office/drawing/2016/5/10/chartex" xmlns:cx5="http://schemas.microsoft.com/office/drawing/2016/5/11/chartex" xmlns:cx6="http://schemas.microsoft.com/office/drawing/2016/5/12/chartex" xmlns:cx7="http://schemas.microsoft.com/office/drawing/2016/5/13/chartex" xmlns:cx8="http://schemas.microsoft.com/office/drawing/2016/5/14/chartex" xmlns:mc="http://schemas.openxmlformats.org/markup-compatibility/2006" xmlns:aink="http://schemas.microsoft.com/office/drawing/2016/ink" xmlns:am3d="http://schemas.microsoft.com/office/drawing/2017/model3d" xmlns:o="urn:schemas-microsoft-com:office:office" xmlns:oel="http://schemas.microsoft.com/office/2019/extlst" xmlns:r="http://schemas.openxmlformats.org/officeDocument/2006/relationships" xmlns:m="http://schemas.openxmlformats.org/officeDocument/2006/math" xmlns:v="urn:schemas-microsoft-com:vml" xmlns:wp14="http://schemas.microsoft.com/office/word/2010/wordprocessingDrawing" xmlns:wp="http://schemas.openxmlformats.org/drawingml/2006/wordprocessingDrawing" xmlns:w10="urn:schemas-microsoft-com:office:word" xmlns:w="http://schemas.openxmlformats.org/wordprocessingml/2006/main" xmlns:w14="http://schemas.microsoft.com/office/word/2010/wordml" xmlns:w15="http://schemas.microsoft.com/office/word/2012/wordml" xmlns:w16cex="http://schemas.microsoft.com/office/word/2018/wordml/cex" xmlns:w16cid="http://schemas.microsoft.com/office/word/2016/wordml/cid" xmlns:w16="http://schemas.microsoft.com/office/word/2018/wordml" xmlns:w16sdtdh="http://schemas.microsoft.com/office/word/2020/wordml/sdtdatahash" xmlns:w16se="http://schemas.microsoft.com/office/word/2015/wordml/symex" xmlns:wpg="http://schemas.microsoft.com/office/word/2010/wordprocessingGroup" xmlns:wpi="http://schemas.microsoft.com/office/word/2010/wordprocessingInk" xmlns:wne="http://schemas.microsoft.com/office/word/2006/wordml" xmlns:wps="http://schemas.microsoft.com/office/word/2010/wordprocessingShape" mc:Ignorable="w14 w15 w16se w16cid w16 w16cex w16sdtdh wp14">
+<w:endnotes xmlns:wpc="http://schemas.microsoft.com/office/word/2010/wordprocessingCanvas" xmlns:cx="http://schemas.microsoft.com/office/drawing/2014/chartex" xmlns:cx1="http://schemas.microsoft.com/office/drawing/2015/9/8/chartex" xmlns:cx2="http://schemas.microsoft.com/office/drawing/2015/10/21/chartex" xmlns:cx3="http://schemas.microsoft.com/office/drawing/2016/5/9/chartex" xmlns:cx4="http://schemas.microsoft.com/office/drawing/2016/5/10/chartex" xmlns:cx5="http://schemas.microsoft.com/office/drawing/2016/5/11/chartex" xmlns:cx6="http://schemas.microsoft.com/office/drawing/2016/5/12/chartex" xmlns:cx7="http://schemas.microsoft.com/office/drawing/2016/5/13/chartex" xmlns:cx8="http://schemas.microsoft.com/office/drawing/2016/5/14/chartex" xmlns:mc="http://schemas.openxmlformats.org/markup-compatibility/2006" xmlns:aink="http://schemas.microsoft.com/office/drawing/2016/ink" xmlns:am3d="http://schemas.microsoft.com/office/drawing/2017/model3d" xmlns:o="urn:schemas-microsoft-com:office:office" xmlns:oel="http://schemas.microsoft.com/office/2019/extlst" xmlns:r="http://schemas.openxmlformats.org/officeDocument/2006/relationships" xmlns:m="http://schemas.openxmlformats.org/officeDocument/2006/math" xmlns:v="urn:schemas-microsoft-com:vml" xmlns:wp14="http://schemas.microsoft.com/office/word/2010/wordprocessingDrawing" xmlns:wp="http://schemas.openxmlformats.org/drawingml/2006/wordprocessingDrawing" xmlns:w10="urn:schemas-microsoft-com:office:word" xmlns:w="http://schemas.openxmlformats.org/wordprocessingml/2006/main" xmlns:w14="http://schemas.microsoft.com/office/word/2010/wordml" xmlns:w15="http://schemas.microsoft.com/office/word/2012/wordml" xmlns:w16cex="http://schemas.microsoft.com/office/word/2018/wordml/cex" xmlns:w16cid="http://schemas.microsoft.com/office/word/2016/wordml/cid" xmlns:w16="http://schemas.microsoft.com/office/word/2018/wordml" xmlns:w16du="http://schemas.microsoft.com/office/word/2023/wordml/word16du" xmlns:w16sdtdh="http://schemas.microsoft.com/office/word/2020/wordml/sdtdatahash" xmlns:w16sdtfl="http://schemas.microsoft.com/office/word/2024/wordml/sdtformatlock" xmlns:w16se="http://schemas.microsoft.com/office/word/2015/wordml/symex" xmlns:wpg="http://schemas.microsoft.com/office/word/2010/wordprocessingGroup" xmlns:wpi="http://schemas.microsoft.com/office/word/2010/wordprocessingInk" xmlns:wne="http://schemas.microsoft.com/office/word/2006/wordml" xmlns:wps="http://schemas.microsoft.com/office/word/2010/wordprocessingShape" mc:Ignorable="w14 w15 w16se w16cid w16 w16cex w16sdtdh w16sdtfl w16du wp14">
   <w:endnote w:type="separator" w:id="-1">
     <w:p>
       <w:pPr>
@@ -675,7 +679,7 @@
 </file>
 
 <file path=word/footer1.xml><?xml version="1.0" encoding="utf-8"?>
-<w:ftr xmlns:wpc="http://schemas.microsoft.com/office/word/2010/wordprocessingCanvas" xmlns:cx="http://schemas.microsoft.com/office/drawing/2014/chartex" xmlns:cx1="http://schemas.microsoft.com/office/drawing/2015/9/8/chartex" xmlns:cx2="http://schemas.microsoft.com/office/drawing/2015/10/21/chartex" xmlns:cx3="http://schemas.microsoft.com/office/drawing/2016/5/9/chartex" xmlns:cx4="http://schemas.microsoft.com/office/drawing/2016/5/10/chartex" xmlns:cx5="http://schemas.microsoft.com/office/drawing/2016/5/11/chartex" xmlns:cx6="http://schemas.microsoft.com/office/drawing/2016/5/12/chartex" xmlns:cx7="http://schemas.microsoft.com/office/drawing/2016/5/13/chartex" xmlns:cx8="http://schemas.microsoft.com/office/drawing/2016/5/14/chartex" xmlns:mc="http://schemas.openxmlformats.org/markup-compatibility/2006" xmlns:aink="http://schemas.microsoft.com/office/drawing/2016/ink" xmlns:am3d="http://schemas.microsoft.com/office/drawing/2017/model3d" xmlns:o="urn:schemas-microsoft-com:office:office" xmlns:oel="http://schemas.microsoft.com/office/2019/extlst" xmlns:r="http://schemas.openxmlformats.org/officeDocument/2006/relationships" xmlns:m="http://schemas.openxmlformats.org/officeDocument/2006/math" xmlns:v="urn:schemas-microsoft-com:vml" xmlns:wp14="http://schemas.microsoft.com/office/word/2010/wordprocessingDrawing" xmlns:wp="http://schemas.openxmlformats.org/drawingml/2006/wordprocessingDrawing" xmlns:w10="urn:schemas-microsoft-com:office:word" xmlns:w="http://schemas.openxmlformats.org/wordprocessingml/2006/main" xmlns:w14="http://schemas.microsoft.com/office/word/2010/wordml" xmlns:w15="http://schemas.microsoft.com/office/word/2012/wordml" xmlns:w16cex="http://schemas.microsoft.com/office/word/2018/wordml/cex" xmlns:w16cid="http://schemas.microsoft.com/office/word/2016/wordml/cid" xmlns:w16="http://schemas.microsoft.com/office/word/2018/wordml" xmlns:w16sdtdh="http://schemas.microsoft.com/office/word/2020/wordml/sdtdatahash" xmlns:w16se="http://schemas.microsoft.com/office/word/2015/wordml/symex" xmlns:wpg="http://schemas.microsoft.com/office/word/2010/wordprocessingGroup" xmlns:wpi="http://schemas.microsoft.com/office/word/2010/wordprocessingInk" xmlns:wne="http://schemas.microsoft.com/office/word/2006/wordml" xmlns:wps="http://schemas.microsoft.com/office/word/2010/wordprocessingShape" mc:Ignorable="w14 w15 w16se w16cid w16 w16cex w16sdtdh wp14">
+<w:ftr xmlns:wpc="http://schemas.microsoft.com/office/word/2010/wordprocessingCanvas" xmlns:cx="http://schemas.microsoft.com/office/drawing/2014/chartex" xmlns:cx1="http://schemas.microsoft.com/office/drawing/2015/9/8/chartex" xmlns:cx2="http://schemas.microsoft.com/office/drawing/2015/10/21/chartex" xmlns:cx3="http://schemas.microsoft.com/office/drawing/2016/5/9/chartex" xmlns:cx4="http://schemas.microsoft.com/office/drawing/2016/5/10/chartex" xmlns:cx5="http://schemas.microsoft.com/office/drawing/2016/5/11/chartex" xmlns:cx6="http://schemas.microsoft.com/office/drawing/2016/5/12/chartex" xmlns:cx7="http://schemas.microsoft.com/office/drawing/2016/5/13/chartex" xmlns:cx8="http://schemas.microsoft.com/office/drawing/2016/5/14/chartex" xmlns:mc="http://schemas.openxmlformats.org/markup-compatibility/2006" xmlns:aink="http://schemas.microsoft.com/office/drawing/2016/ink" xmlns:am3d="http://schemas.microsoft.com/office/drawing/2017/model3d" xmlns:o="urn:schemas-microsoft-com:office:office" xmlns:oel="http://schemas.microsoft.com/office/2019/extlst" xmlns:r="http://schemas.openxmlformats.org/officeDocument/2006/relationships" xmlns:m="http://schemas.openxmlformats.org/officeDocument/2006/math" xmlns:v="urn:schemas-microsoft-com:vml" xmlns:wp14="http://schemas.microsoft.com/office/word/2010/wordprocessingDrawing" xmlns:wp="http://schemas.openxmlformats.org/drawingml/2006/wordprocessingDrawing" xmlns:w10="urn:schemas-microsoft-com:office:word" xmlns:w="http://schemas.openxmlformats.org/wordprocessingml/2006/main" xmlns:w14="http://schemas.microsoft.com/office/word/2010/wordml" xmlns:w15="http://schemas.microsoft.com/office/word/2012/wordml" xmlns:w16cex="http://schemas.microsoft.com/office/word/2018/wordml/cex" xmlns:w16cid="http://schemas.microsoft.com/office/word/2016/wordml/cid" xmlns:w16="http://schemas.microsoft.com/office/word/2018/wordml" xmlns:w16du="http://schemas.microsoft.com/office/word/2023/wordml/word16du" xmlns:w16sdtdh="http://schemas.microsoft.com/office/word/2020/wordml/sdtdatahash" xmlns:w16sdtfl="http://schemas.microsoft.com/office/word/2024/wordml/sdtformatlock" xmlns:w16se="http://schemas.microsoft.com/office/word/2015/wordml/symex" xmlns:wpg="http://schemas.microsoft.com/office/word/2010/wordprocessingGroup" xmlns:wpi="http://schemas.microsoft.com/office/word/2010/wordprocessingInk" xmlns:wne="http://schemas.microsoft.com/office/word/2006/wordml" xmlns:wps="http://schemas.microsoft.com/office/word/2010/wordprocessingShape" mc:Ignorable="w14 w15 w16se w16cid w16 w16cex w16sdtdh w16sdtfl w16du wp14">
   <w:p>
     <w:pPr>
       <w:pStyle w:val="Footer"/>
@@ -685,7 +689,7 @@
 </file>
 
 <file path=word/footer2.xml><?xml version="1.0" encoding="utf-8"?>
-<w:ftr xmlns:wpc="http://schemas.microsoft.com/office/word/2010/wordprocessingCanvas" xmlns:cx="http://schemas.microsoft.com/office/drawing/2014/chartex" xmlns:cx1="http://schemas.microsoft.com/office/drawing/2015/9/8/chartex" xmlns:cx2="http://schemas.microsoft.com/office/drawing/2015/10/21/chartex" xmlns:cx3="http://schemas.microsoft.com/office/drawing/2016/5/9/chartex" xmlns:cx4="http://schemas.microsoft.com/office/drawing/2016/5/10/chartex" xmlns:cx5="http://schemas.microsoft.com/office/drawing/2016/5/11/chartex" xmlns:cx6="http://schemas.microsoft.com/office/drawing/2016/5/12/chartex" xmlns:cx7="http://schemas.microsoft.com/office/drawing/2016/5/13/chartex" xmlns:cx8="http://schemas.microsoft.com/office/drawing/2016/5/14/chartex" xmlns:mc="http://schemas.openxmlformats.org/markup-compatibility/2006" xmlns:aink="http://schemas.microsoft.com/office/drawing/2016/ink" xmlns:am3d="http://schemas.microsoft.com/office/drawing/2017/model3d" xmlns:o="urn:schemas-microsoft-com:office:office" xmlns:oel="http://schemas.microsoft.com/office/2019/extlst" xmlns:r="http://schemas.openxmlformats.org/officeDocument/2006/relationships" xmlns:m="http://schemas.openxmlformats.org/officeDocument/2006/math" xmlns:v="urn:schemas-microsoft-com:vml" xmlns:wp14="http://schemas.microsoft.com/office/word/2010/wordprocessingDrawing" xmlns:wp="http://schemas.openxmlformats.org/drawingml/2006/wordprocessingDrawing" xmlns:w10="urn:schemas-microsoft-com:office:word" xmlns:w="http://schemas.openxmlformats.org/wordprocessingml/2006/main" xmlns:w14="http://schemas.microsoft.com/office/word/2010/wordml" xmlns:w15="http://schemas.microsoft.com/office/word/2012/wordml" xmlns:w16cex="http://schemas.microsoft.com/office/word/2018/wordml/cex" xmlns:w16cid="http://schemas.microsoft.com/office/word/2016/wordml/cid" xmlns:w16="http://schemas.microsoft.com/office/word/2018/wordml" xmlns:w16sdtdh="http://schemas.microsoft.com/office/word/2020/wordml/sdtdatahash" xmlns:w16se="http://schemas.microsoft.com/office/word/2015/wordml/symex" xmlns:wpg="http://schemas.microsoft.com/office/word/2010/wordprocessingGroup" xmlns:wpi="http://schemas.microsoft.com/office/word/2010/wordprocessingInk" xmlns:wne="http://schemas.microsoft.com/office/word/2006/wordml" xmlns:wps="http://schemas.microsoft.com/office/word/2010/wordprocessingShape" mc:Ignorable="w14 w15 w16se w16cid w16 w16cex w16sdtdh wp14">
+<w:ftr xmlns:wpc="http://schemas.microsoft.com/office/word/2010/wordprocessingCanvas" xmlns:cx="http://schemas.microsoft.com/office/drawing/2014/chartex" xmlns:cx1="http://schemas.microsoft.com/office/drawing/2015/9/8/chartex" xmlns:cx2="http://schemas.microsoft.com/office/drawing/2015/10/21/chartex" xmlns:cx3="http://schemas.microsoft.com/office/drawing/2016/5/9/chartex" xmlns:cx4="http://schemas.microsoft.com/office/drawing/2016/5/10/chartex" xmlns:cx5="http://schemas.microsoft.com/office/drawing/2016/5/11/chartex" xmlns:cx6="http://schemas.microsoft.com/office/drawing/2016/5/12/chartex" xmlns:cx7="http://schemas.microsoft.com/office/drawing/2016/5/13/chartex" xmlns:cx8="http://schemas.microsoft.com/office/drawing/2016/5/14/chartex" xmlns:mc="http://schemas.openxmlformats.org/markup-compatibility/2006" xmlns:aink="http://schemas.microsoft.com/office/drawing/2016/ink" xmlns:am3d="http://schemas.microsoft.com/office/drawing/2017/model3d" xmlns:o="urn:schemas-microsoft-com:office:office" xmlns:oel="http://schemas.microsoft.com/office/2019/extlst" xmlns:r="http://schemas.openxmlformats.org/officeDocument/2006/relationships" xmlns:m="http://schemas.openxmlformats.org/officeDocument/2006/math" xmlns:v="urn:schemas-microsoft-com:vml" xmlns:wp14="http://schemas.microsoft.com/office/word/2010/wordprocessingDrawing" xmlns:wp="http://schemas.openxmlformats.org/drawingml/2006/wordprocessingDrawing" xmlns:w10="urn:schemas-microsoft-com:office:word" xmlns:w="http://schemas.openxmlformats.org/wordprocessingml/2006/main" xmlns:w14="http://schemas.microsoft.com/office/word/2010/wordml" xmlns:w15="http://schemas.microsoft.com/office/word/2012/wordml" xmlns:w16cex="http://schemas.microsoft.com/office/word/2018/wordml/cex" xmlns:w16cid="http://schemas.microsoft.com/office/word/2016/wordml/cid" xmlns:w16="http://schemas.microsoft.com/office/word/2018/wordml" xmlns:w16du="http://schemas.microsoft.com/office/word/2023/wordml/word16du" xmlns:w16sdtdh="http://schemas.microsoft.com/office/word/2020/wordml/sdtdatahash" xmlns:w16sdtfl="http://schemas.microsoft.com/office/word/2024/wordml/sdtformatlock" xmlns:w16se="http://schemas.microsoft.com/office/word/2015/wordml/symex" xmlns:wpg="http://schemas.microsoft.com/office/word/2010/wordprocessingGroup" xmlns:wpi="http://schemas.microsoft.com/office/word/2010/wordprocessingInk" xmlns:wne="http://schemas.microsoft.com/office/word/2006/wordml" xmlns:wps="http://schemas.microsoft.com/office/word/2010/wordprocessingShape" mc:Ignorable="w14 w15 w16se w16cid w16 w16cex w16sdtdh w16sdtfl w16du wp14">
   <w:p>
     <w:pPr>
       <w:pStyle w:val="Footer"/>
@@ -695,7 +699,7 @@
 </file>
 
 <file path=word/footer3.xml><?xml version="1.0" encoding="utf-8"?>
-<w:ftr xmlns:wpc="http://schemas.microsoft.com/office/word/2010/wordprocessingCanvas" xmlns:cx="http://schemas.microsoft.com/office/drawing/2014/chartex" xmlns:cx1="http://schemas.microsoft.com/office/drawing/2015/9/8/chartex" xmlns:cx2="http://schemas.microsoft.com/office/drawing/2015/10/21/chartex" xmlns:cx3="http://schemas.microsoft.com/office/drawing/2016/5/9/chartex" xmlns:cx4="http://schemas.microsoft.com/office/drawing/2016/5/10/chartex" xmlns:cx5="http://schemas.microsoft.com/office/drawing/2016/5/11/chartex" xmlns:cx6="http://schemas.microsoft.com/office/drawing/2016/5/12/chartex" xmlns:cx7="http://schemas.microsoft.com/office/drawing/2016/5/13/chartex" xmlns:cx8="http://schemas.microsoft.com/office/drawing/2016/5/14/chartex" xmlns:mc="http://schemas.openxmlformats.org/markup-compatibility/2006" xmlns:aink="http://schemas.microsoft.com/office/drawing/2016/ink" xmlns:am3d="http://schemas.microsoft.com/office/drawing/2017/model3d" xmlns:o="urn:schemas-microsoft-com:office:office" xmlns:oel="http://schemas.microsoft.com/office/2019/extlst" xmlns:r="http://schemas.openxmlformats.org/officeDocument/2006/relationships" xmlns:m="http://schemas.openxmlformats.org/officeDocument/2006/math" xmlns:v="urn:schemas-microsoft-com:vml" xmlns:wp14="http://schemas.microsoft.com/office/word/2010/wordprocessingDrawing" xmlns:wp="http://schemas.openxmlformats.org/drawingml/2006/wordprocessingDrawing" xmlns:w10="urn:schemas-microsoft-com:office:word" xmlns:w="http://schemas.openxmlformats.org/wordprocessingml/2006/main" xmlns:w14="http://schemas.microsoft.com/office/word/2010/wordml" xmlns:w15="http://schemas.microsoft.com/office/word/2012/wordml" xmlns:w16cex="http://schemas.microsoft.com/office/word/2018/wordml/cex" xmlns:w16cid="http://schemas.microsoft.com/office/word/2016/wordml/cid" xmlns:w16="http://schemas.microsoft.com/office/word/2018/wordml" xmlns:w16sdtdh="http://schemas.microsoft.com/office/word/2020/wordml/sdtdatahash" xmlns:w16se="http://schemas.microsoft.com/office/word/2015/wordml/symex" xmlns:wpg="http://schemas.microsoft.com/office/word/2010/wordprocessingGroup" xmlns:wpi="http://schemas.microsoft.com/office/word/2010/wordprocessingInk" xmlns:wne="http://schemas.microsoft.com/office/word/2006/wordml" xmlns:wps="http://schemas.microsoft.com/office/word/2010/wordprocessingShape" mc:Ignorable="w14 w15 w16se w16cid w16 w16cex w16sdtdh wp14">
+<w:ftr xmlns:wpc="http://schemas.microsoft.com/office/word/2010/wordprocessingCanvas" xmlns:cx="http://schemas.microsoft.com/office/drawing/2014/chartex" xmlns:cx1="http://schemas.microsoft.com/office/drawing/2015/9/8/chartex" xmlns:cx2="http://schemas.microsoft.com/office/drawing/2015/10/21/chartex" xmlns:cx3="http://schemas.microsoft.com/office/drawing/2016/5/9/chartex" xmlns:cx4="http://schemas.microsoft.com/office/drawing/2016/5/10/chartex" xmlns:cx5="http://schemas.microsoft.com/office/drawing/2016/5/11/chartex" xmlns:cx6="http://schemas.microsoft.com/office/drawing/2016/5/12/chartex" xmlns:cx7="http://schemas.microsoft.com/office/drawing/2016/5/13/chartex" xmlns:cx8="http://schemas.microsoft.com/office/drawing/2016/5/14/chartex" xmlns:mc="http://schemas.openxmlformats.org/markup-compatibility/2006" xmlns:aink="http://schemas.microsoft.com/office/drawing/2016/ink" xmlns:am3d="http://schemas.microsoft.com/office/drawing/2017/model3d" xmlns:o="urn:schemas-microsoft-com:office:office" xmlns:oel="http://schemas.microsoft.com/office/2019/extlst" xmlns:r="http://schemas.openxmlformats.org/officeDocument/2006/relationships" xmlns:m="http://schemas.openxmlformats.org/officeDocument/2006/math" xmlns:v="urn:schemas-microsoft-com:vml" xmlns:wp14="http://schemas.microsoft.com/office/word/2010/wordprocessingDrawing" xmlns:wp="http://schemas.openxmlformats.org/drawingml/2006/wordprocessingDrawing" xmlns:w10="urn:schemas-microsoft-com:office:word" xmlns:w="http://schemas.openxmlformats.org/wordprocessingml/2006/main" xmlns:w14="http://schemas.microsoft.com/office/word/2010/wordml" xmlns:w15="http://schemas.microsoft.com/office/word/2012/wordml" xmlns:w16cex="http://schemas.microsoft.com/office/word/2018/wordml/cex" xmlns:w16cid="http://schemas.microsoft.com/office/word/2016/wordml/cid" xmlns:w16="http://schemas.microsoft.com/office/word/2018/wordml" xmlns:w16du="http://schemas.microsoft.com/office/word/2023/wordml/word16du" xmlns:w16sdtdh="http://schemas.microsoft.com/office/word/2020/wordml/sdtdatahash" xmlns:w16sdtfl="http://schemas.microsoft.com/office/word/2024/wordml/sdtformatlock" xmlns:w16se="http://schemas.microsoft.com/office/word/2015/wordml/symex" xmlns:wpg="http://schemas.microsoft.com/office/word/2010/wordprocessingGroup" xmlns:wpi="http://schemas.microsoft.com/office/word/2010/wordprocessingInk" xmlns:wne="http://schemas.microsoft.com/office/word/2006/wordml" xmlns:wps="http://schemas.microsoft.com/office/word/2010/wordprocessingShape" mc:Ignorable="w14 w15 w16se w16cid w16 w16cex w16sdtdh w16sdtfl w16du wp14">
   <w:p>
     <w:pPr>
       <w:pStyle w:val="Footer"/>
@@ -705,7 +709,7 @@
 </file>
 
 <file path=word/footnotes.xml><?xml version="1.0" encoding="utf-8"?>
-<w:footnotes xmlns:wpc="http://schemas.microsoft.com/office/word/2010/wordprocessingCanvas" xmlns:cx="http://schemas.microsoft.com/office/drawing/2014/chartex" xmlns:cx1="http://schemas.microsoft.com/office/drawing/2015/9/8/chartex" xmlns:cx2="http://schemas.microsoft.com/office/drawing/2015/10/21/chartex" xmlns:cx3="http://schemas.microsoft.com/office/drawing/2016/5/9/chartex" xmlns:cx4="http://schemas.microsoft.com/office/drawing/2016/5/10/chartex" xmlns:cx5="http://schemas.microsoft.com/office/drawing/2016/5/11/chartex" xmlns:cx6="http://schemas.microsoft.com/office/drawing/2016/5/12/chartex" xmlns:cx7="http://schemas.microsoft.com/office/drawing/2016/5/13/chartex" xmlns:cx8="http://schemas.microsoft.com/office/drawing/2016/5/14/chartex" xmlns:mc="http://schemas.openxmlformats.org/markup-compatibility/2006" xmlns:aink="http://schemas.microsoft.com/office/drawing/2016/ink" xmlns:am3d="http://schemas.microsoft.com/office/drawing/2017/model3d" xmlns:o="urn:schemas-microsoft-com:office:office" xmlns:oel="http://schemas.microsoft.com/office/2019/extlst" xmlns:r="http://schemas.openxmlformats.org/officeDocument/2006/relationships" xmlns:m="http://schemas.openxmlformats.org/officeDocument/2006/math" xmlns:v="urn:schemas-microsoft-com:vml" xmlns:wp14="http://schemas.microsoft.com/office/word/2010/wordprocessingDrawing" xmlns:wp="http://schemas.openxmlformats.org/drawingml/2006/wordprocessingDrawing" xmlns:w10="urn:schemas-microsoft-com:office:word" xmlns:w="http://schemas.openxmlformats.org/wordprocessingml/2006/main" xmlns:w14="http://schemas.microsoft.com/office/word/2010/wordml" xmlns:w15="http://schemas.microsoft.com/office/word/2012/wordml" xmlns:w16cex="http://schemas.microsoft.com/office/word/2018/wordml/cex" xmlns:w16cid="http://schemas.microsoft.com/office/word/2016/wordml/cid" xmlns:w16="http://schemas.microsoft.com/office/word/2018/wordml" xmlns:w16sdtdh="http://schemas.microsoft.com/office/word/2020/wordml/sdtdatahash" xmlns:w16se="http://schemas.microsoft.com/office/word/2015/wordml/symex" xmlns:wpg="http://schemas.microsoft.com/office/word/2010/wordprocessingGroup" xmlns:wpi="http://schemas.microsoft.com/office/word/2010/wordprocessingInk" xmlns:wne="http://schemas.microsoft.com/office/word/2006/wordml" xmlns:wps="http://schemas.microsoft.com/office/word/2010/wordprocessingShape" mc:Ignorable="w14 w15 w16se w16cid w16 w16cex w16sdtdh wp14">
+<w:footnotes xmlns:wpc="http://schemas.microsoft.com/office/word/2010/wordprocessingCanvas" xmlns:cx="http://schemas.microsoft.com/office/drawing/2014/chartex" xmlns:cx1="http://schemas.microsoft.com/office/drawing/2015/9/8/chartex" xmlns:cx2="http://schemas.microsoft.com/office/drawing/2015/10/21/chartex" xmlns:cx3="http://schemas.microsoft.com/office/drawing/2016/5/9/chartex" xmlns:cx4="http://schemas.microsoft.com/office/drawing/2016/5/10/chartex" xmlns:cx5="http://schemas.microsoft.com/office/drawing/2016/5/11/chartex" xmlns:cx6="http://schemas.microsoft.com/office/drawing/2016/5/12/chartex" xmlns:cx7="http://schemas.microsoft.com/office/drawing/2016/5/13/chartex" xmlns:cx8="http://schemas.microsoft.com/office/drawing/2016/5/14/chartex" xmlns:mc="http://schemas.openxmlformats.org/markup-compatibility/2006" xmlns:aink="http://schemas.microsoft.com/office/drawing/2016/ink" xmlns:am3d="http://schemas.microsoft.com/office/drawing/2017/model3d" xmlns:o="urn:schemas-microsoft-com:office:office" xmlns:oel="http://schemas.microsoft.com/office/2019/extlst" xmlns:r="http://schemas.openxmlformats.org/officeDocument/2006/relationships" xmlns:m="http://schemas.openxmlformats.org/officeDocument/2006/math" xmlns:v="urn:schemas-microsoft-com:vml" xmlns:wp14="http://schemas.microsoft.com/office/word/2010/wordprocessingDrawing" xmlns:wp="http://schemas.openxmlformats.org/drawingml/2006/wordprocessingDrawing" xmlns:w10="urn:schemas-microsoft-com:office:word" xmlns:w="http://schemas.openxmlformats.org/wordprocessingml/2006/main" xmlns:w14="http://schemas.microsoft.com/office/word/2010/wordml" xmlns:w15="http://schemas.microsoft.com/office/word/2012/wordml" xmlns:w16cex="http://schemas.microsoft.com/office/word/2018/wordml/cex" xmlns:w16cid="http://schemas.microsoft.com/office/word/2016/wordml/cid" xmlns:w16="http://schemas.microsoft.com/office/word/2018/wordml" xmlns:w16du="http://schemas.microsoft.com/office/word/2023/wordml/word16du" xmlns:w16sdtdh="http://schemas.microsoft.com/office/word/2020/wordml/sdtdatahash" xmlns:w16sdtfl="http://schemas.microsoft.com/office/word/2024/wordml/sdtformatlock" xmlns:w16se="http://schemas.microsoft.com/office/word/2015/wordml/symex" xmlns:wpg="http://schemas.microsoft.com/office/word/2010/wordprocessingGroup" xmlns:wpi="http://schemas.microsoft.com/office/word/2010/wordprocessingInk" xmlns:wne="http://schemas.microsoft.com/office/word/2006/wordml" xmlns:wps="http://schemas.microsoft.com/office/word/2010/wordprocessingShape" mc:Ignorable="w14 w15 w16se w16cid w16 w16cex w16sdtdh w16sdtfl w16du wp14">
   <w:footnote w:type="separator" w:id="-1">
     <w:p>
       <w:pPr>
@@ -730,7 +734,7 @@
 </file>
 
 <file path=word/header1.xml><?xml version="1.0" encoding="utf-8"?>
-<w:hdr xmlns:wpc="http://schemas.microsoft.com/office/word/2010/wordprocessingCanvas" xmlns:cx="http://schemas.microsoft.com/office/drawing/2014/chartex" xmlns:cx1="http://schemas.microsoft.com/office/drawing/2015/9/8/chartex" xmlns:cx2="http://schemas.microsoft.com/office/drawing/2015/10/21/chartex" xmlns:cx3="http://schemas.microsoft.com/office/drawing/2016/5/9/chartex" xmlns:cx4="http://schemas.microsoft.com/office/drawing/2016/5/10/chartex" xmlns:cx5="http://schemas.microsoft.com/office/drawing/2016/5/11/chartex" xmlns:cx6="http://schemas.microsoft.com/office/drawing/2016/5/12/chartex" xmlns:cx7="http://schemas.microsoft.com/office/drawing/2016/5/13/chartex" xmlns:cx8="http://schemas.microsoft.com/office/drawing/2016/5/14/chartex" xmlns:mc="http://schemas.openxmlformats.org/markup-compatibility/2006" xmlns:aink="http://schemas.microsoft.com/office/drawing/2016/ink" xmlns:am3d="http://schemas.microsoft.com/office/drawing/2017/model3d" xmlns:o="urn:schemas-microsoft-com:office:office" xmlns:oel="http://schemas.microsoft.com/office/2019/extlst" xmlns:r="http://schemas.openxmlformats.org/officeDocument/2006/relationships" xmlns:m="http://schemas.openxmlformats.org/officeDocument/2006/math" xmlns:v="urn:schemas-microsoft-com:vml" xmlns:wp14="http://schemas.microsoft.com/office/word/2010/wordprocessingDrawing" xmlns:wp="http://schemas.openxmlformats.org/drawingml/2006/wordprocessingDrawing" xmlns:w10="urn:schemas-microsoft-com:office:word" xmlns:w="http://schemas.openxmlformats.org/wordprocessingml/2006/main" xmlns:w14="http://schemas.microsoft.com/office/word/2010/wordml" xmlns:w15="http://schemas.microsoft.com/office/word/2012/wordml" xmlns:w16cex="http://schemas.microsoft.com/office/word/2018/wordml/cex" xmlns:w16cid="http://schemas.microsoft.com/office/word/2016/wordml/cid" xmlns:w16="http://schemas.microsoft.com/office/word/2018/wordml" xmlns:w16sdtdh="http://schemas.microsoft.com/office/word/2020/wordml/sdtdatahash" xmlns:w16se="http://schemas.microsoft.com/office/word/2015/wordml/symex" xmlns:wpg="http://schemas.microsoft.com/office/word/2010/wordprocessingGroup" xmlns:wpi="http://schemas.microsoft.com/office/word/2010/wordprocessingInk" xmlns:wne="http://schemas.microsoft.com/office/word/2006/wordml" xmlns:wps="http://schemas.microsoft.com/office/word/2010/wordprocessingShape" mc:Ignorable="w14 w15 w16se w16cid w16 w16cex w16sdtdh wp14">
+<w:hdr xmlns:wpc="http://schemas.microsoft.com/office/word/2010/wordprocessingCanvas" xmlns:cx="http://schemas.microsoft.com/office/drawing/2014/chartex" xmlns:cx1="http://schemas.microsoft.com/office/drawing/2015/9/8/chartex" xmlns:cx2="http://schemas.microsoft.com/office/drawing/2015/10/21/chartex" xmlns:cx3="http://schemas.microsoft.com/office/drawing/2016/5/9/chartex" xmlns:cx4="http://schemas.microsoft.com/office/drawing/2016/5/10/chartex" xmlns:cx5="http://schemas.microsoft.com/office/drawing/2016/5/11/chartex" xmlns:cx6="http://schemas.microsoft.com/office/drawing/2016/5/12/chartex" xmlns:cx7="http://schemas.microsoft.com/office/drawing/2016/5/13/chartex" xmlns:cx8="http://schemas.microsoft.com/office/drawing/2016/5/14/chartex" xmlns:mc="http://schemas.openxmlformats.org/markup-compatibility/2006" xmlns:aink="http://schemas.microsoft.com/office/drawing/2016/ink" xmlns:am3d="http://schemas.microsoft.com/office/drawing/2017/model3d" xmlns:o="urn:schemas-microsoft-com:office:office" xmlns:oel="http://schemas.microsoft.com/office/2019/extlst" xmlns:r="http://schemas.openxmlformats.org/officeDocument/2006/relationships" xmlns:m="http://schemas.openxmlformats.org/officeDocument/2006/math" xmlns:v="urn:schemas-microsoft-com:vml" xmlns:wp14="http://schemas.microsoft.com/office/word/2010/wordprocessingDrawing" xmlns:wp="http://schemas.openxmlformats.org/drawingml/2006/wordprocessingDrawing" xmlns:w10="urn:schemas-microsoft-com:office:word" xmlns:w="http://schemas.openxmlformats.org/wordprocessingml/2006/main" xmlns:w14="http://schemas.microsoft.com/office/word/2010/wordml" xmlns:w15="http://schemas.microsoft.com/office/word/2012/wordml" xmlns:w16cex="http://schemas.microsoft.com/office/word/2018/wordml/cex" xmlns:w16cid="http://schemas.microsoft.com/office/word/2016/wordml/cid" xmlns:w16="http://schemas.microsoft.com/office/word/2018/wordml" xmlns:w16du="http://schemas.microsoft.com/office/word/2023/wordml/word16du" xmlns:w16sdtdh="http://schemas.microsoft.com/office/word/2020/wordml/sdtdatahash" xmlns:w16sdtfl="http://schemas.microsoft.com/office/word/2024/wordml/sdtformatlock" xmlns:w16se="http://schemas.microsoft.com/office/word/2015/wordml/symex" xmlns:wpg="http://schemas.microsoft.com/office/word/2010/wordprocessingGroup" xmlns:wpi="http://schemas.microsoft.com/office/word/2010/wordprocessingInk" xmlns:wne="http://schemas.microsoft.com/office/word/2006/wordml" xmlns:wps="http://schemas.microsoft.com/office/word/2010/wordprocessingShape" mc:Ignorable="w14 w15 w16se w16cid w16 w16cex w16sdtdh w16sdtfl w16du wp14">
   <w:p>
     <w:pPr>
       <w:pStyle w:val="Header"/>
@@ -740,7 +744,7 @@
 </file>
 
 <file path=word/header2.xml><?xml version="1.0" encoding="utf-8"?>
-<w:hdr xmlns:wpc="http://schemas.microsoft.com/office/word/2010/wordprocessingCanvas" xmlns:cx="http://schemas.microsoft.com/office/drawing/2014/chartex" xmlns:cx1="http://schemas.microsoft.com/office/drawing/2015/9/8/chartex" xmlns:cx2="http://schemas.microsoft.com/office/drawing/2015/10/21/chartex" xmlns:cx3="http://schemas.microsoft.com/office/drawing/2016/5/9/chartex" xmlns:cx4="http://schemas.microsoft.com/office/drawing/2016/5/10/chartex" xmlns:cx5="http://schemas.microsoft.com/office/drawing/2016/5/11/chartex" xmlns:cx6="http://schemas.microsoft.com/office/drawing/2016/5/12/chartex" xmlns:cx7="http://schemas.microsoft.com/office/drawing/2016/5/13/chartex" xmlns:cx8="http://schemas.microsoft.com/office/drawing/2016/5/14/chartex" xmlns:mc="http://schemas.openxmlformats.org/markup-compatibility/2006" xmlns:aink="http://schemas.microsoft.com/office/drawing/2016/ink" xmlns:am3d="http://schemas.microsoft.com/office/drawing/2017/model3d" xmlns:o="urn:schemas-microsoft-com:office:office" xmlns:oel="http://schemas.microsoft.com/office/2019/extlst" xmlns:r="http://schemas.openxmlformats.org/officeDocument/2006/relationships" xmlns:m="http://schemas.openxmlformats.org/officeDocument/2006/math" xmlns:v="urn:schemas-microsoft-com:vml" xmlns:wp14="http://schemas.microsoft.com/office/word/2010/wordprocessingDrawing" xmlns:wp="http://schemas.openxmlformats.org/drawingml/2006/wordprocessingDrawing" xmlns:w10="urn:schemas-microsoft-com:office:word" xmlns:w="http://schemas.openxmlformats.org/wordprocessingml/2006/main" xmlns:w14="http://schemas.microsoft.com/office/word/2010/wordml" xmlns:w15="http://schemas.microsoft.com/office/word/2012/wordml" xmlns:w16cex="http://schemas.microsoft.com/office/word/2018/wordml/cex" xmlns:w16cid="http://schemas.microsoft.com/office/word/2016/wordml/cid" xmlns:w16="http://schemas.microsoft.com/office/word/2018/wordml" xmlns:w16sdtdh="http://schemas.microsoft.com/office/word/2020/wordml/sdtdatahash" xmlns:w16se="http://schemas.microsoft.com/office/word/2015/wordml/symex" xmlns:wpg="http://schemas.microsoft.com/office/word/2010/wordprocessingGroup" xmlns:wpi="http://schemas.microsoft.com/office/word/2010/wordprocessingInk" xmlns:wne="http://schemas.microsoft.com/office/word/2006/wordml" xmlns:wps="http://schemas.microsoft.com/office/word/2010/wordprocessingShape" mc:Ignorable="w14 w15 w16se w16cid w16 w16cex w16sdtdh wp14">
+<w:hdr xmlns:wpc="http://schemas.microsoft.com/office/word/2010/wordprocessingCanvas" xmlns:cx="http://schemas.microsoft.com/office/drawing/2014/chartex" xmlns:cx1="http://schemas.microsoft.com/office/drawing/2015/9/8/chartex" xmlns:cx2="http://schemas.microsoft.com/office/drawing/2015/10/21/chartex" xmlns:cx3="http://schemas.microsoft.com/office/drawing/2016/5/9/chartex" xmlns:cx4="http://schemas.microsoft.com/office/drawing/2016/5/10/chartex" xmlns:cx5="http://schemas.microsoft.com/office/drawing/2016/5/11/chartex" xmlns:cx6="http://schemas.microsoft.com/office/drawing/2016/5/12/chartex" xmlns:cx7="http://schemas.microsoft.com/office/drawing/2016/5/13/chartex" xmlns:cx8="http://schemas.microsoft.com/office/drawing/2016/5/14/chartex" xmlns:mc="http://schemas.openxmlformats.org/markup-compatibility/2006" xmlns:aink="http://schemas.microsoft.com/office/drawing/2016/ink" xmlns:am3d="http://schemas.microsoft.com/office/drawing/2017/model3d" xmlns:o="urn:schemas-microsoft-com:office:office" xmlns:oel="http://schemas.microsoft.com/office/2019/extlst" xmlns:r="http://schemas.openxmlformats.org/officeDocument/2006/relationships" xmlns:m="http://schemas.openxmlformats.org/officeDocument/2006/math" xmlns:v="urn:schemas-microsoft-com:vml" xmlns:wp14="http://schemas.microsoft.com/office/word/2010/wordprocessingDrawing" xmlns:wp="http://schemas.openxmlformats.org/drawingml/2006/wordprocessingDrawing" xmlns:w10="urn:schemas-microsoft-com:office:word" xmlns:w="http://schemas.openxmlformats.org/wordprocessingml/2006/main" xmlns:w14="http://schemas.microsoft.com/office/word/2010/wordml" xmlns:w15="http://schemas.microsoft.com/office/word/2012/wordml" xmlns:w16cex="http://schemas.microsoft.com/office/word/2018/wordml/cex" xmlns:w16cid="http://schemas.microsoft.com/office/word/2016/wordml/cid" xmlns:w16="http://schemas.microsoft.com/office/word/2018/wordml" xmlns:w16du="http://schemas.microsoft.com/office/word/2023/wordml/word16du" xmlns:w16sdtdh="http://schemas.microsoft.com/office/word/2020/wordml/sdtdatahash" xmlns:w16sdtfl="http://schemas.microsoft.com/office/word/2024/wordml/sdtformatlock" xmlns:w16se="http://schemas.microsoft.com/office/word/2015/wordml/symex" xmlns:wpg="http://schemas.microsoft.com/office/word/2010/wordprocessingGroup" xmlns:wpi="http://schemas.microsoft.com/office/word/2010/wordprocessingInk" xmlns:wne="http://schemas.microsoft.com/office/word/2006/wordml" xmlns:wps="http://schemas.microsoft.com/office/word/2010/wordprocessingShape" mc:Ignorable="w14 w15 w16se w16cid w16 w16cex w16sdtdh w16sdtfl w16du wp14">
   <w:p>
     <w:pPr>
       <w:pStyle w:val="Header"/>
@@ -751,7 +755,7 @@
 </file>
 
 <file path=word/header3.xml><?xml version="1.0" encoding="utf-8"?>
-<w:hdr xmlns:wpc="http://schemas.microsoft.com/office/word/2010/wordprocessingCanvas" xmlns:cx="http://schemas.microsoft.com/office/drawing/2014/chartex" xmlns:cx1="http://schemas.microsoft.com/office/drawing/2015/9/8/chartex" xmlns:cx2="http://schemas.microsoft.com/office/drawing/2015/10/21/chartex" xmlns:cx3="http://schemas.microsoft.com/office/drawing/2016/5/9/chartex" xmlns:cx4="http://schemas.microsoft.com/office/drawing/2016/5/10/chartex" xmlns:cx5="http://schemas.microsoft.com/office/drawing/2016/5/11/chartex" xmlns:cx6="http://schemas.microsoft.com/office/drawing/2016/5/12/chartex" xmlns:cx7="http://schemas.microsoft.com/office/drawing/2016/5/13/chartex" xmlns:cx8="http://schemas.microsoft.com/office/drawing/2016/5/14/chartex" xmlns:mc="http://schemas.openxmlformats.org/markup-compatibility/2006" xmlns:aink="http://schemas.microsoft.com/office/drawing/2016/ink" xmlns:am3d="http://schemas.microsoft.com/office/drawing/2017/model3d" xmlns:o="urn:schemas-microsoft-com:office:office" xmlns:oel="http://schemas.microsoft.com/office/2019/extlst" xmlns:r="http://schemas.openxmlformats.org/officeDocument/2006/relationships" xmlns:m="http://schemas.openxmlformats.org/officeDocument/2006/math" xmlns:v="urn:schemas-microsoft-com:vml" xmlns:wp14="http://schemas.microsoft.com/office/word/2010/wordprocessingDrawing" xmlns:wp="http://schemas.openxmlformats.org/drawingml/2006/wordprocessingDrawing" xmlns:w10="urn:schemas-microsoft-com:office:word" xmlns:w="http://schemas.openxmlformats.org/wordprocessingml/2006/main" xmlns:w14="http://schemas.microsoft.com/office/word/2010/wordml" xmlns:w15="http://schemas.microsoft.com/office/word/2012/wordml" xmlns:w16cex="http://schemas.microsoft.com/office/word/2018/wordml/cex" xmlns:w16cid="http://schemas.microsoft.com/office/word/2016/wordml/cid" xmlns:w16="http://schemas.microsoft.com/office/word/2018/wordml" xmlns:w16sdtdh="http://schemas.microsoft.com/office/word/2020/wordml/sdtdatahash" xmlns:w16se="http://schemas.microsoft.com/office/word/2015/wordml/symex" xmlns:wpg="http://schemas.microsoft.com/office/word/2010/wordprocessingGroup" xmlns:wpi="http://schemas.microsoft.com/office/word/2010/wordprocessingInk" xmlns:wne="http://schemas.microsoft.com/office/word/2006/wordml" xmlns:wps="http://schemas.microsoft.com/office/word/2010/wordprocessingShape" mc:Ignorable="w14 w15 w16se w16cid w16 w16cex w16sdtdh wp14">
+<w:hdr xmlns:wpc="http://schemas.microsoft.com/office/word/2010/wordprocessingCanvas" xmlns:cx="http://schemas.microsoft.com/office/drawing/2014/chartex" xmlns:cx1="http://schemas.microsoft.com/office/drawing/2015/9/8/chartex" xmlns:cx2="http://schemas.microsoft.com/office/drawing/2015/10/21/chartex" xmlns:cx3="http://schemas.microsoft.com/office/drawing/2016/5/9/chartex" xmlns:cx4="http://schemas.microsoft.com/office/drawing/2016/5/10/chartex" xmlns:cx5="http://schemas.microsoft.com/office/drawing/2016/5/11/chartex" xmlns:cx6="http://schemas.microsoft.com/office/drawing/2016/5/12/chartex" xmlns:cx7="http://schemas.microsoft.com/office/drawing/2016/5/13/chartex" xmlns:cx8="http://schemas.microsoft.com/office/drawing/2016/5/14/chartex" xmlns:mc="http://schemas.openxmlformats.org/markup-compatibility/2006" xmlns:aink="http://schemas.microsoft.com/office/drawing/2016/ink" xmlns:am3d="http://schemas.microsoft.com/office/drawing/2017/model3d" xmlns:o="urn:schemas-microsoft-com:office:office" xmlns:oel="http://schemas.microsoft.com/office/2019/extlst" xmlns:r="http://schemas.openxmlformats.org/officeDocument/2006/relationships" xmlns:m="http://schemas.openxmlformats.org/officeDocument/2006/math" xmlns:v="urn:schemas-microsoft-com:vml" xmlns:wp14="http://schemas.microsoft.com/office/word/2010/wordprocessingDrawing" xmlns:wp="http://schemas.openxmlformats.org/drawingml/2006/wordprocessingDrawing" xmlns:w10="urn:schemas-microsoft-com:office:word" xmlns:w="http://schemas.openxmlformats.org/wordprocessingml/2006/main" xmlns:w14="http://schemas.microsoft.com/office/word/2010/wordml" xmlns:w15="http://schemas.microsoft.com/office/word/2012/wordml" xmlns:w16cex="http://schemas.microsoft.com/office/word/2018/wordml/cex" xmlns:w16cid="http://schemas.microsoft.com/office/word/2016/wordml/cid" xmlns:w16="http://schemas.microsoft.com/office/word/2018/wordml" xmlns:w16du="http://schemas.microsoft.com/office/word/2023/wordml/word16du" xmlns:w16sdtdh="http://schemas.microsoft.com/office/word/2020/wordml/sdtdatahash" xmlns:w16sdtfl="http://schemas.microsoft.com/office/word/2024/wordml/sdtformatlock" xmlns:w16se="http://schemas.microsoft.com/office/word/2015/wordml/symex" xmlns:wpg="http://schemas.microsoft.com/office/word/2010/wordprocessingGroup" xmlns:wpi="http://schemas.microsoft.com/office/word/2010/wordprocessingInk" xmlns:wne="http://schemas.microsoft.com/office/word/2006/wordml" xmlns:wps="http://schemas.microsoft.com/office/word/2010/wordprocessingShape" mc:Ignorable="w14 w15 w16se w16cid w16 w16cex w16sdtdh w16sdtfl w16du wp14">
   <w:p>
     <w:pPr>
       <w:pStyle w:val="Header"/>
@@ -760,7 +764,7 @@
     <w:r>
       <w:tab/>
       <w:tab/>
-      <w:t>2026-06-17</w:t>
+      <w:t>2026-06-18</w:t>
       <w:br/>
       <w:br/>
     </w:r>
@@ -777,7 +781,7 @@
 </file>
 
 <file path=word/numbering.xml><?xml version="1.0" encoding="utf-8"?>
-<w:numbering xmlns:wpc="http://schemas.microsoft.com/office/word/2010/wordprocessingCanvas" xmlns:cx="http://schemas.microsoft.com/office/drawing/2014/chartex" xmlns:cx1="http://schemas.microsoft.com/office/drawing/2015/9/8/chartex" xmlns:cx2="http://schemas.microsoft.com/office/drawing/2015/10/21/chartex" xmlns:cx3="http://schemas.microsoft.com/office/drawing/2016/5/9/chartex" xmlns:cx4="http://schemas.microsoft.com/office/drawing/2016/5/10/chartex" xmlns:cx5="http://schemas.microsoft.com/office/drawing/2016/5/11/chartex" xmlns:cx6="http://schemas.microsoft.com/office/drawing/2016/5/12/chartex" xmlns:cx7="http://schemas.microsoft.com/office/drawing/2016/5/13/chartex" xmlns:cx8="http://schemas.microsoft.com/office/drawing/2016/5/14/chartex" xmlns:mc="http://schemas.openxmlformats.org/markup-compatibility/2006" xmlns:aink="http://schemas.microsoft.com/office/drawing/2016/ink" xmlns:am3d="http://schemas.microsoft.com/office/drawing/2017/model3d" xmlns:o="urn:schemas-microsoft-com:office:office" xmlns:oel="http://schemas.microsoft.com/office/2019/extlst" xmlns:r="http://schemas.openxmlformats.org/officeDocument/2006/relationships" xmlns:m="http://schemas.openxmlformats.org/officeDocument/2006/math" xmlns:v="urn:schemas-microsoft-com:vml" xmlns:wp14="http://schemas.microsoft.com/office/word/2010/wordprocessingDrawing" xmlns:wp="http://schemas.openxmlformats.org/drawingml/2006/wordprocessingDrawing" xmlns:w10="urn:schemas-microsoft-com:office:word" xmlns:w="http://schemas.openxmlformats.org/wordprocessingml/2006/main" xmlns:w14="http://schemas.microsoft.com/office/word/2010/wordml" xmlns:w15="http://schemas.microsoft.com/office/word/2012/wordml" xmlns:w16cex="http://schemas.microsoft.com/office/word/2018/wordml/cex" xmlns:w16cid="http://schemas.microsoft.com/office/word/2016/wordml/cid" xmlns:w16="http://schemas.microsoft.com/office/word/2018/wordml" xmlns:w16sdtdh="http://schemas.microsoft.com/office/word/2020/wordml/sdtdatahash" xmlns:w16se="http://schemas.microsoft.com/office/word/2015/wordml/symex" xmlns:wpg="http://schemas.microsoft.com/office/word/2010/wordprocessingGroup" xmlns:wpi="http://schemas.microsoft.com/office/word/2010/wordprocessingInk" xmlns:wne="http://schemas.microsoft.com/office/word/2006/wordml" xmlns:wps="http://schemas.microsoft.com/office/word/2010/wordprocessingShape" mc:Ignorable="w14 w15 w16se w16cid w16 w16cex w16sdtdh wp14">
+<w:numbering xmlns:wpc="http://schemas.microsoft.com/office/word/2010/wordprocessingCanvas" xmlns:cx="http://schemas.microsoft.com/office/drawing/2014/chartex" xmlns:cx1="http://schemas.microsoft.com/office/drawing/2015/9/8/chartex" xmlns:cx2="http://schemas.microsoft.com/office/drawing/2015/10/21/chartex" xmlns:cx3="http://schemas.microsoft.com/office/drawing/2016/5/9/chartex" xmlns:cx4="http://schemas.microsoft.com/office/drawing/2016/5/10/chartex" xmlns:cx5="http://schemas.microsoft.com/office/drawing/2016/5/11/chartex" xmlns:cx6="http://schemas.microsoft.com/office/drawing/2016/5/12/chartex" xmlns:cx7="http://schemas.microsoft.com/office/drawing/2016/5/13/chartex" xmlns:cx8="http://schemas.microsoft.com/office/drawing/2016/5/14/chartex" xmlns:mc="http://schemas.openxmlformats.org/markup-compatibility/2006" xmlns:aink="http://schemas.microsoft.com/office/drawing/2016/ink" xmlns:am3d="http://schemas.microsoft.com/office/drawing/2017/model3d" xmlns:o="urn:schemas-microsoft-com:office:office" xmlns:oel="http://schemas.microsoft.com/office/2019/extlst" xmlns:r="http://schemas.openxmlformats.org/officeDocument/2006/relationships" xmlns:m="http://schemas.openxmlformats.org/officeDocument/2006/math" xmlns:v="urn:schemas-microsoft-com:vml" xmlns:wp14="http://schemas.microsoft.com/office/word/2010/wordprocessingDrawing" xmlns:wp="http://schemas.openxmlformats.org/drawingml/2006/wordprocessingDrawing" xmlns:w10="urn:schemas-microsoft-com:office:word" xmlns:w="http://schemas.openxmlformats.org/wordprocessingml/2006/main" xmlns:w14="http://schemas.microsoft.com/office/word/2010/wordml" xmlns:w15="http://schemas.microsoft.com/office/word/2012/wordml" xmlns:w16cex="http://schemas.microsoft.com/office/word/2018/wordml/cex" xmlns:w16cid="http://schemas.microsoft.com/office/word/2016/wordml/cid" xmlns:w16="http://schemas.microsoft.com/office/word/2018/wordml" xmlns:w16du="http://schemas.microsoft.com/office/word/2023/wordml/word16du" xmlns:w16sdtdh="http://schemas.microsoft.com/office/word/2020/wordml/sdtdatahash" xmlns:w16sdtfl="http://schemas.microsoft.com/office/word/2024/wordml/sdtformatlock" xmlns:w16se="http://schemas.microsoft.com/office/word/2015/wordml/symex" xmlns:wpg="http://schemas.microsoft.com/office/word/2010/wordprocessingGroup" xmlns:wpi="http://schemas.microsoft.com/office/word/2010/wordprocessingInk" xmlns:wne="http://schemas.microsoft.com/office/word/2006/wordml" xmlns:wps="http://schemas.microsoft.com/office/word/2010/wordprocessingShape" mc:Ignorable="w14 w15 w16se w16cid w16 w16cex w16sdtdh w16sdtfl w16du wp14">
   <w:abstractNum w:abstractNumId="0" w15:restartNumberingAfterBreak="0">
     <w:nsid w:val="FFFFFF7C"/>
     <w:multiLevelType w:val="singleLevel"/>
@@ -980,7 +984,7 @@
 </file>
 
 <file path=word/styles.xml><?xml version="1.0" encoding="utf-8"?>
-<w:styles xmlns:mc="http://schemas.openxmlformats.org/markup-compatibility/2006" xmlns:r="http://schemas.openxmlformats.org/officeDocument/2006/relationships" xmlns:w="http://schemas.openxmlformats.org/wordprocessingml/2006/main" xmlns:w14="http://schemas.microsoft.com/office/word/2010/wordml" xmlns:w15="http://schemas.microsoft.com/office/word/2012/wordml" xmlns:w16cex="http://schemas.microsoft.com/office/word/2018/wordml/cex" xmlns:w16cid="http://schemas.microsoft.com/office/word/2016/wordml/cid" xmlns:w16="http://schemas.microsoft.com/office/word/2018/wordml" xmlns:w16sdtdh="http://schemas.microsoft.com/office/word/2020/wordml/sdtdatahash" xmlns:w16se="http://schemas.microsoft.com/office/word/2015/wordml/symex" mc:Ignorable="w14 w15 w16se w16cid w16 w16cex w16sdtdh">
+<w:styles xmlns:mc="http://schemas.openxmlformats.org/markup-compatibility/2006" xmlns:r="http://schemas.openxmlformats.org/officeDocument/2006/relationships" xmlns:w="http://schemas.openxmlformats.org/wordprocessingml/2006/main" xmlns:w14="http://schemas.microsoft.com/office/word/2010/wordml" xmlns:w15="http://schemas.microsoft.com/office/word/2012/wordml" xmlns:w16cex="http://schemas.microsoft.com/office/word/2018/wordml/cex" xmlns:w16cid="http://schemas.microsoft.com/office/word/2016/wordml/cid" xmlns:w16="http://schemas.microsoft.com/office/word/2018/wordml" xmlns:w16du="http://schemas.microsoft.com/office/word/2023/wordml/word16du" xmlns:w16sdtdh="http://schemas.microsoft.com/office/word/2020/wordml/sdtdatahash" xmlns:w16sdtfl="http://schemas.microsoft.com/office/word/2024/wordml/sdtformatlock" xmlns:w16se="http://schemas.microsoft.com/office/word/2015/wordml/symex" mc:Ignorable="w14 w15 w16se w16cid w16 w16cex w16sdtdh w16sdtfl w16du">
   <w:docDefaults>
     <w:rPrDefault>
       <w:rPr>
@@ -1738,7 +1742,7 @@
     <w:link w:val="TitleChar"/>
     <w:uiPriority w:val="10"/>
     <w:qFormat/>
-    <w:rsid w:val="007106C8"/>
+    <w:rsid w:val="00E854FA"/>
     <w:pPr>
       <w:spacing w:after="300" w:line="240" w:lineRule="auto"/>
       <w:contextualSpacing/>
@@ -1748,7 +1752,7 @@
       <w:rFonts w:eastAsiaTheme="majorEastAsia" w:cstheme="majorBidi"/>
       <w:spacing w:val="5"/>
       <w:kern w:val="28"/>
-      <w:sz w:val="52"/>
+      <w:sz w:val="40"/>
       <w:szCs w:val="52"/>
       <w:lang w:val="sv-SE" w:eastAsia="en-US" w:bidi="ar-SA"/>
     </w:rPr>
@@ -1758,12 +1762,12 @@
     <w:basedOn w:val="DefaultParagraphFont"/>
     <w:link w:val="Title"/>
     <w:uiPriority w:val="10"/>
-    <w:rsid w:val="007106C8"/>
+    <w:rsid w:val="00E854FA"/>
     <w:rPr>
       <w:rFonts w:ascii="Times New Roman" w:eastAsiaTheme="majorEastAsia" w:hAnsi="Times New Roman" w:cstheme="majorBidi"/>
       <w:spacing w:val="5"/>
       <w:kern w:val="28"/>
-      <w:sz w:val="52"/>
+      <w:sz w:val="40"/>
       <w:szCs w:val="52"/>
       <w:lang w:val="sv-SE" w:eastAsia="en-US" w:bidi="ar-SA"/>
     </w:rPr>

--- a/klagomål/A 19638-2026 FSC-klagomål.docx
+++ b/klagomål/A 19638-2026 FSC-klagomål.docx
@@ -764,7 +764,7 @@
     <w:r>
       <w:tab/>
       <w:tab/>
-      <w:t>2026-06-18</w:t>
+      <w:t>2026-06-19</w:t>
       <w:br/>
       <w:br/>
     </w:r>

--- a/klagomål/A 19638-2026 FSC-klagomål.docx
+++ b/klagomål/A 19638-2026 FSC-klagomål.docx
@@ -764,7 +764,7 @@
     <w:r>
       <w:tab/>
       <w:tab/>
-      <w:t>2026-06-19</w:t>
+      <w:t>2026-06-20</w:t>
       <w:br/>
       <w:br/>
     </w:r>

--- a/klagomål/A 19638-2026 FSC-klagomål.docx
+++ b/klagomål/A 19638-2026 FSC-klagomål.docx
@@ -168,38 +168,7 @@
     </w:p>
     <w:p>
       <w:r>
-        <w:t>Detta dokument behandlar höga naturvärden i avverkningsanmälan A 19638-2026 i Strömsunds kommun som inkom 2026-04-22 och omfattar 2,8 ha.</w:t>
-      </w:r>
-    </w:p>
-    <w:p>
-      <w:r>
-        <w:t>Nedan presenteras fynd av naturvårdsarter som gjorts i det avverkningsanmälda området, samt relevanta utdrag ur standarderna för FSC, Chain of Custody, Controlled Wood och PEFC.</w:t>
-      </w:r>
-    </w:p>
-    <w:p>
-      <w:r>
-        <w:t>Vi förväntar oss att ni återkommer med ett skriftligt svar på vårt klagomål och även beskriver vilka korrigerande åtgärder ni satt in för att rätta till identifierade brister i er efterlevnad av den svenska FSC standarden.</w:t>
-      </w:r>
-    </w:p>
-    <w:p>
-      <w:pPr>
-        <w:pStyle w:val="Heading1"/>
-      </w:pPr>
-      <w:r>
-        <w:t>Naturvårdsarter</w:t>
-      </w:r>
-    </w:p>
-    <w:p>
-      <w:r>
-        <w:t>I avverkningsanmälan har följande 5 naturvårdsarter hittats: garnlav (VU, T), dvärgbägarlav (NT, T), kortskaftad ärgspik (NT), vedskivlav (NT, T) och skinnlav (S, T). Av dessa är 4 rödlistade. För rödlistade arter har rödlistekategorin angivits inom parentes. Arter som är signalarter enligt Skogsstyrelsen har markerats med (S). Typiska arter inom Natura 2000 som är kopplade till skogsekosystem har markerats med (T).</w:t>
-      </w:r>
-    </w:p>
-    <w:p>
-      <w:r>
-        <w:t>De påträffade naturvårdsarterna är ett tydligt kvitto på att det rör sig om en skog med höga naturvärden.</w:t>
-      </w:r>
-      <w:r>
-        <w:t xml:space="preserve"> I Figur 1 visas fyndplatser för naturvårdsarter i området, som finns registrerade på Artportalen.</w:t>
+        <w:t>Detta klagomål behandlar höga naturvärden i avverkningsanmälan A 19638-2026 i Strömsunds kommun som inkom 2026-04-22 och omfattar 2,8 ha.</w:t>
       </w:r>
     </w:p>
     <w:p>
@@ -247,27 +216,35 @@
         <w:spacing w:after="240"/>
       </w:pPr>
       <w:r>
-        <w:t>Figur 1. Fyndplatser för naturvårdsarter i avverkningsanmälan (röd linje). Markörer utan svart kant är placerade på fyndplatsen. Markörer med svart kant är placerade vid sidan av fyndplatsen och har ett svart streck som visar fyndplatsens exakta position. Kartans mittpunktskoordinat är N 7087722, E 530195 i SWEREF 99 TM.</w:t>
+        <w:t>Figur 1. Fyndplatser för naturvårdsarter i avverkningsanmälan. Markörer utan svart kant är placerade på fyndplatsen. Markörer med svart kant är placerade vid sidan av fyndplatsen har ett svart streck som visar fyndplatsens exakta position. Kartans mittpunktskoordinat är N 7087722, E 530195 i SWEREF 99 TM.</w:t>
       </w:r>
     </w:p>
     <w:p>
       <w:r>
-        <w:rPr>
-          <w:b/>
-        </w:rPr>
-        <w:t>Dvärgbägarlav (NT)</w:t>
+        <w:t>I avverkningsanmälan finns fynd av 5 naturvårdsarter, varav 4 är rödlistade, 4 är typiska (T) och 1 är signalart (S): garnlav (VU, T), dvärgbägarlav (NT, T), kortskaftad ärgspik (NT), vedskivlav (NT, T) och skinnlav (S, T). Se Figur 1.</w:t>
       </w:r>
+    </w:p>
+    <w:p>
       <w:r>
-        <w:t xml:space="preserve"> förekommer över hela Sverige på gammal hård ved, huvudsakligen på tall men i södra Sverige även på ek. Veden utgörs framförallt av grova stubbar, lågor och grenar. Substratet har blivit sällsyntare och nybildning av substrat sker bara i begränsad omfattning. Arten hotas av att grova lågor blir allt sällsyntare i dagens kulturskogar samt att nybildningen av lämpliga substrat går mycket långsamt. En riklig tillgång på gamla tall- eller eklågor måste säkerställas på artens lokaler. Dvärgbägarlav är typisk art för </w:t>
+        <w:t>Nedan presenteras relevanta utdrag ur standarderna för FSC, Chain of Custody, Controlled Wood och PEFC.</w:t>
       </w:r>
+    </w:p>
+    <w:p>
       <w:r>
-        <w:rPr>
-          <w:i/>
-        </w:rPr>
-        <w:t>9010 Taiga</w:t>
+        <w:t>Vi förväntar oss att ni återkommer med ett skriftligt svar på vårt klagomål och även beskriver vilka korrigerande åtgärder ni satt in för att rätta till identifierade brister i er efterlevnad av den svenska FSC standarden.</w:t>
       </w:r>
+    </w:p>
+    <w:p>
+      <w:pPr>
+        <w:pStyle w:val="Heading1"/>
+      </w:pPr>
       <w:r>
-        <w:t xml:space="preserve"> (SLU Artdatabanken, 2024; Nitare &amp; Skogsstyrelsen, 2019).</w:t>
+        <w:t>Naturvårdsarter och fridlysta arter</w:t>
+      </w:r>
+    </w:p>
+    <w:p>
+      <w:r>
+        <w:t>Nedan följer beskrivningar av de naturvårdsarter och fridlysta arter som har sina livsmiljöer och växtplatser i den avverkningsanmälda skogen. De påträffade naturvårdsarterna är ett tydligt kvitto på att det rör sig om en skog med höga naturvärden.</w:t>
       </w:r>
     </w:p>
     <w:p>
@@ -304,10 +281,50 @@
         <w:rPr>
           <w:b/>
         </w:rPr>
+        <w:t>Dvärgbägarlav (NT)</w:t>
+      </w:r>
+      <w:r>
+        <w:t xml:space="preserve"> förekommer över hela Sverige på gammal hård ved, huvudsakligen på tall men i södra Sverige även på ek. Veden utgörs framförallt av grova stubbar, lågor och grenar. Substratet har blivit sällsyntare och nybildning av substrat sker bara i begränsad omfattning. Arten hotas av att grova lågor blir allt sällsyntare i dagens kulturskogar samt att nybildningen av lämpliga substrat går mycket långsamt. En riklig tillgång på gamla tall- eller eklågor måste säkerställas på artens lokaler. Dvärgbägarlav är typisk art för </w:t>
+      </w:r>
+      <w:r>
+        <w:rPr>
+          <w:i/>
+        </w:rPr>
+        <w:t>9010 Taiga</w:t>
+      </w:r>
+      <w:r>
+        <w:t xml:space="preserve"> (SLU Artdatabanken, 2024; Nitare &amp; Skogsstyrelsen, 2019).</w:t>
+      </w:r>
+    </w:p>
+    <w:p>
+      <w:r>
+        <w:rPr>
+          <w:b/>
+        </w:rPr>
         <w:t>Kortskaftad ärgspik (NT)</w:t>
       </w:r>
       <w:r>
         <w:t xml:space="preserve"> förekommer i barrträdsdominerade skogar och växer nästan uteslutande på tallved. Den föredrar gamla högstubbar i fuktig och halvöppen miljö, t.ex. i myrkanter, sumpskog och brandpräglad skog. Arten indikerar kontinuerlig tillgång till gamla högstubbar i kombination med hög och jämn luftfuktighet. Skogsbruk på lokaler med kortskaftad ärgspik utgör ett hot. På lång sikt bildas färre lämpliga substrat än vad som försvinner. Avverkning av barrträdsdominerade bestånd av naturskogskaraktär utgör ett långsiktigt hot. Naturskogsartade bestånd med riklig förekomst av gamla och grova tallhögstubbar bör undantas från skogsbruk (SLU Artdatabanken, 2024).</w:t>
+      </w:r>
+    </w:p>
+    <w:p>
+      <w:r>
+        <w:rPr>
+          <w:b/>
+        </w:rPr>
+        <w:t>Vedskivlav (NT)</w:t>
+      </w:r>
+      <w:r>
+        <w:t xml:space="preserve"> växer på gammal, torr, exponerad, hård kärnved av framförallt tall i naturskogsartade bestånd. Avverkning av tallskog av naturskogskaraktär med spår av återkommande bränder är ett hot. Mängden lämplig ved att växa på för vedskivlav minskar, dels på grund av naturlig nedbrytning men framförallt på grund av att de förstörs i samband med slutavverkningar, gallringar och markberedning. Tall- och blandbarrskogar av naturskogskaraktär med spår av återkommande bränder bör skyddas. Vedskivlav är typisk art för </w:t>
+      </w:r>
+      <w:r>
+        <w:rPr>
+          <w:i/>
+        </w:rPr>
+        <w:t>9010 Taiga</w:t>
+      </w:r>
+      <w:r>
+        <w:t xml:space="preserve"> (SLU Artdatabanken, 2024).</w:t>
       </w:r>
     </w:p>
     <w:p>
@@ -337,26 +354,6 @@
       </w:r>
       <w:r>
         <w:t>(Nitare &amp; Skogsstyrelsen, 2019; SLU Artdatabanken, 2025).</w:t>
-      </w:r>
-    </w:p>
-    <w:p>
-      <w:r>
-        <w:rPr>
-          <w:b/>
-        </w:rPr>
-        <w:t>Vedskivlav (NT)</w:t>
-      </w:r>
-      <w:r>
-        <w:t xml:space="preserve"> växer på gammal, torr, exponerad, hård kärnved av framförallt tall i naturskogsartade bestånd. Avverkning av tallskog av naturskogskaraktär med spår av återkommande bränder är ett hot. Mängden lämplig ved att växa på för vedskivlav minskar, dels på grund av naturlig nedbrytning men framförallt på grund av att de förstörs i samband med slutavverkningar, gallringar och markberedning. Tall- och blandbarrskogar av naturskogskaraktär med spår av återkommande bränder bör skyddas. Vedskivlav är typisk art för </w:t>
-      </w:r>
-      <w:r>
-        <w:rPr>
-          <w:i/>
-        </w:rPr>
-        <w:t>9010 Taiga</w:t>
-      </w:r>
-      <w:r>
-        <w:t xml:space="preserve"> (SLU Artdatabanken, 2024).</w:t>
       </w:r>
     </w:p>
     <w:p>
@@ -764,7 +761,7 @@
     <w:r>
       <w:tab/>
       <w:tab/>
-      <w:t>2026-06-20</w:t>
+      <w:t>2026-06-21</w:t>
       <w:br/>
       <w:br/>
     </w:r>

--- a/klagomål/A 19638-2026 FSC-klagomål.docx
+++ b/klagomål/A 19638-2026 FSC-klagomål.docx
@@ -761,7 +761,7 @@
     <w:r>
       <w:tab/>
       <w:tab/>
-      <w:t>2026-06-21</w:t>
+      <w:t>2026-06-22</w:t>
       <w:br/>
       <w:br/>
     </w:r>

--- a/klagomål/A 19638-2026 FSC-klagomål.docx
+++ b/klagomål/A 19638-2026 FSC-klagomål.docx
@@ -761,7 +761,7 @@
     <w:r>
       <w:tab/>
       <w:tab/>
-      <w:t>2026-06-22</w:t>
+      <w:t>2026-06-23</w:t>
       <w:br/>
       <w:br/>
     </w:r>

--- a/klagomål/A 19638-2026 FSC-klagomål.docx
+++ b/klagomål/A 19638-2026 FSC-klagomål.docx
@@ -761,7 +761,7 @@
     <w:r>
       <w:tab/>
       <w:tab/>
-      <w:t>2026-06-23</w:t>
+      <w:t>2026-06-24</w:t>
       <w:br/>
       <w:br/>
     </w:r>

--- a/klagomål/A 19638-2026 FSC-klagomål.docx
+++ b/klagomål/A 19638-2026 FSC-klagomål.docx
@@ -761,7 +761,7 @@
     <w:r>
       <w:tab/>
       <w:tab/>
-      <w:t>2026-06-24</w:t>
+      <w:t>2026-06-25</w:t>
       <w:br/>
       <w:br/>
     </w:r>

--- a/klagomål/A 19638-2026 FSC-klagomål.docx
+++ b/klagomål/A 19638-2026 FSC-klagomål.docx
@@ -761,7 +761,7 @@
     <w:r>
       <w:tab/>
       <w:tab/>
-      <w:t>2026-06-25</w:t>
+      <w:t>2026-06-26</w:t>
       <w:br/>
       <w:br/>
     </w:r>

--- a/klagomål/A 19638-2026 FSC-klagomål.docx
+++ b/klagomål/A 19638-2026 FSC-klagomål.docx
@@ -761,7 +761,7 @@
     <w:r>
       <w:tab/>
       <w:tab/>
-      <w:t>2026-06-26</w:t>
+      <w:t>2026-06-27</w:t>
       <w:br/>
       <w:br/>
     </w:r>

--- a/klagomål/A 19638-2026 FSC-klagomål.docx
+++ b/klagomål/A 19638-2026 FSC-klagomål.docx
@@ -761,7 +761,7 @@
     <w:r>
       <w:tab/>
       <w:tab/>
-      <w:t>2026-06-27</w:t>
+      <w:t>2026-06-28</w:t>
       <w:br/>
       <w:br/>
     </w:r>

--- a/klagomål/A 19638-2026 FSC-klagomål.docx
+++ b/klagomål/A 19638-2026 FSC-klagomål.docx
@@ -761,7 +761,7 @@
     <w:r>
       <w:tab/>
       <w:tab/>
-      <w:t>2026-06-28</w:t>
+      <w:t>2026-06-29</w:t>
       <w:br/>
       <w:br/>
     </w:r>

--- a/klagomål/A 19638-2026 FSC-klagomål.docx
+++ b/klagomål/A 19638-2026 FSC-klagomål.docx
@@ -761,7 +761,7 @@
     <w:r>
       <w:tab/>
       <w:tab/>
-      <w:t>2026-06-29</w:t>
+      <w:t>2026-06-30</w:t>
       <w:br/>
       <w:br/>
     </w:r>

--- a/klagomål/A 19638-2026 FSC-klagomål.docx
+++ b/klagomål/A 19638-2026 FSC-klagomål.docx
@@ -761,7 +761,7 @@
     <w:r>
       <w:tab/>
       <w:tab/>
-      <w:t>2026-06-30</w:t>
+      <w:t>2026-07-01</w:t>
       <w:br/>
       <w:br/>
     </w:r>

--- a/klagomål/A 19638-2026 FSC-klagomål.docx
+++ b/klagomål/A 19638-2026 FSC-klagomål.docx
@@ -761,7 +761,7 @@
     <w:r>
       <w:tab/>
       <w:tab/>
-      <w:t>2026-07-01</w:t>
+      <w:t>2026-07-02</w:t>
       <w:br/>
       <w:br/>
     </w:r>

--- a/klagomål/A 19638-2026 FSC-klagomål.docx
+++ b/klagomål/A 19638-2026 FSC-klagomål.docx
@@ -761,7 +761,7 @@
     <w:r>
       <w:tab/>
       <w:tab/>
-      <w:t>2026-07-13</w:t>
+      <w:t>2026-07-14</w:t>
       <w:br/>
       <w:br/>
     </w:r>

--- a/klagomål/A 19638-2026 FSC-klagomål.docx
+++ b/klagomål/A 19638-2026 FSC-klagomål.docx
@@ -761,7 +761,7 @@
     <w:r>
       <w:tab/>
       <w:tab/>
-      <w:t>2026-07-14</w:t>
+      <w:t>2026-07-15</w:t>
       <w:br/>
       <w:br/>
     </w:r>

--- a/klagomål/A 19638-2026 FSC-klagomål.docx
+++ b/klagomål/A 19638-2026 FSC-klagomål.docx
@@ -761,7 +761,7 @@
     <w:r>
       <w:tab/>
       <w:tab/>
-      <w:t>2026-07-15</w:t>
+      <w:t>2026-07-16</w:t>
       <w:br/>
       <w:br/>
     </w:r>

--- a/klagomål/A 19638-2026 FSC-klagomål.docx
+++ b/klagomål/A 19638-2026 FSC-klagomål.docx
@@ -761,7 +761,7 @@
     <w:r>
       <w:tab/>
       <w:tab/>
-      <w:t>2026-07-16</w:t>
+      <w:t>2026-07-17</w:t>
       <w:br/>
       <w:br/>
     </w:r>

--- a/klagomål/A 19638-2026 FSC-klagomål.docx
+++ b/klagomål/A 19638-2026 FSC-klagomål.docx
@@ -761,7 +761,7 @@
     <w:r>
       <w:tab/>
       <w:tab/>
-      <w:t>2026-07-17</w:t>
+      <w:t>2026-07-18</w:t>
       <w:br/>
       <w:br/>
     </w:r>

--- a/klagomål/A 19638-2026 FSC-klagomål.docx
+++ b/klagomål/A 19638-2026 FSC-klagomål.docx
@@ -761,7 +761,7 @@
     <w:r>
       <w:tab/>
       <w:tab/>
-      <w:t>2026-07-18</w:t>
+      <w:t>2026-07-19</w:t>
       <w:br/>
       <w:br/>
     </w:r>

--- a/klagomål/A 19638-2026 FSC-klagomål.docx
+++ b/klagomål/A 19638-2026 FSC-klagomål.docx
@@ -761,7 +761,7 @@
     <w:r>
       <w:tab/>
       <w:tab/>
-      <w:t>2026-07-19</w:t>
+      <w:t>2026-07-20</w:t>
       <w:br/>
       <w:br/>
     </w:r>

--- a/klagomål/A 19638-2026 FSC-klagomål.docx
+++ b/klagomål/A 19638-2026 FSC-klagomål.docx
@@ -761,7 +761,7 @@
     <w:r>
       <w:tab/>
       <w:tab/>
-      <w:t>2026-07-20</w:t>
+      <w:t>2026-07-21</w:t>
       <w:br/>
       <w:br/>
     </w:r>

--- a/klagomål/A 19638-2026 FSC-klagomål.docx
+++ b/klagomål/A 19638-2026 FSC-klagomål.docx
@@ -761,7 +761,7 @@
     <w:r>
       <w:tab/>
       <w:tab/>
-      <w:t>2026-07-21</w:t>
+      <w:t>2026-07-22</w:t>
       <w:br/>
       <w:br/>
     </w:r>

--- a/klagomål/A 19638-2026 FSC-klagomål.docx
+++ b/klagomål/A 19638-2026 FSC-klagomål.docx
@@ -761,7 +761,7 @@
     <w:r>
       <w:tab/>
       <w:tab/>
-      <w:t>2026-07-22</w:t>
+      <w:t>2026-07-23</w:t>
       <w:br/>
       <w:br/>
     </w:r>

--- a/klagomål/A 19638-2026 FSC-klagomål.docx
+++ b/klagomål/A 19638-2026 FSC-klagomål.docx
@@ -761,7 +761,7 @@
     <w:r>
       <w:tab/>
       <w:tab/>
-      <w:t>2026-07-23</w:t>
+      <w:t>2026-07-24</w:t>
       <w:br/>
       <w:br/>
     </w:r>

--- a/klagomål/A 19638-2026 FSC-klagomål.docx
+++ b/klagomål/A 19638-2026 FSC-klagomål.docx
@@ -761,7 +761,7 @@
     <w:r>
       <w:tab/>
       <w:tab/>
-      <w:t>2026-07-24</w:t>
+      <w:t>2026-07-25</w:t>
       <w:br/>
       <w:br/>
     </w:r>

--- a/klagomål/A 19638-2026 FSC-klagomål.docx
+++ b/klagomål/A 19638-2026 FSC-klagomål.docx
@@ -761,7 +761,7 @@
     <w:r>
       <w:tab/>
       <w:tab/>
-      <w:t>2026-07-25</w:t>
+      <w:t>2026-07-26</w:t>
       <w:br/>
       <w:br/>
     </w:r>

--- a/klagomål/A 19638-2026 FSC-klagomål.docx
+++ b/klagomål/A 19638-2026 FSC-klagomål.docx
@@ -761,7 +761,7 @@
     <w:r>
       <w:tab/>
       <w:tab/>
-      <w:t>2026-07-26</w:t>
+      <w:t>2026-07-27</w:t>
       <w:br/>
       <w:br/>
     </w:r>

--- a/klagomål/A 19638-2026 FSC-klagomål.docx
+++ b/klagomål/A 19638-2026 FSC-klagomål.docx
@@ -761,7 +761,7 @@
     <w:r>
       <w:tab/>
       <w:tab/>
-      <w:t>2026-07-27</w:t>
+      <w:t>2026-07-28</w:t>
       <w:br/>
       <w:br/>
     </w:r>

--- a/klagomål/A 19638-2026 FSC-klagomål.docx
+++ b/klagomål/A 19638-2026 FSC-klagomål.docx
@@ -761,7 +761,7 @@
     <w:r>
       <w:tab/>
       <w:tab/>
-      <w:t>2026-07-28</w:t>
+      <w:t>2026-07-29</w:t>
       <w:br/>
       <w:br/>
     </w:r>

--- a/klagomål/A 19638-2026 FSC-klagomål.docx
+++ b/klagomål/A 19638-2026 FSC-klagomål.docx
@@ -761,7 +761,7 @@
     <w:r>
       <w:tab/>
       <w:tab/>
-      <w:t>2026-07-29</w:t>
+      <w:t>2026-07-30</w:t>
       <w:br/>
       <w:br/>
     </w:r>

--- a/klagomål/A 19638-2026 FSC-klagomål.docx
+++ b/klagomål/A 19638-2026 FSC-klagomål.docx
@@ -761,7 +761,7 @@
     <w:r>
       <w:tab/>
       <w:tab/>
-      <w:t>2026-07-30</w:t>
+      <w:t>2026-07-31</w:t>
       <w:br/>
       <w:br/>
     </w:r>

--- a/klagomål/A 19638-2026 FSC-klagomål.docx
+++ b/klagomål/A 19638-2026 FSC-klagomål.docx
@@ -761,7 +761,7 @@
     <w:r>
       <w:tab/>
       <w:tab/>
-      <w:t>2026-07-31</w:t>
+      <w:t>2026-08-01</w:t>
       <w:br/>
       <w:br/>
     </w:r>

--- a/klagomål/A 19638-2026 FSC-klagomål.docx
+++ b/klagomål/A 19638-2026 FSC-klagomål.docx
@@ -761,7 +761,7 @@
     <w:r>
       <w:tab/>
       <w:tab/>
-      <w:t>2026-08-01</w:t>
+      <w:t>2026-08-02</w:t>
       <w:br/>
       <w:br/>
     </w:r>

--- a/klagomål/A 19638-2026 FSC-klagomål.docx
+++ b/klagomål/A 19638-2026 FSC-klagomål.docx
@@ -761,7 +761,7 @@
     <w:r>
       <w:tab/>
       <w:tab/>
-      <w:t>2026-08-02</w:t>
+      <w:t>2026-08-03</w:t>
       <w:br/>
       <w:br/>
     </w:r>

--- a/klagomål/A 19638-2026 FSC-klagomål.docx
+++ b/klagomål/A 19638-2026 FSC-klagomål.docx
@@ -761,7 +761,7 @@
     <w:r>
       <w:tab/>
       <w:tab/>
-      <w:t>2026-08-03</w:t>
+      <w:t>2026-08-05</w:t>
       <w:br/>
       <w:br/>
     </w:r>

--- a/klagomål/A 19638-2026 FSC-klagomål.docx
+++ b/klagomål/A 19638-2026 FSC-klagomål.docx
@@ -761,7 +761,7 @@
     <w:r>
       <w:tab/>
       <w:tab/>
-      <w:t>2026-08-05</w:t>
+      <w:t>2026-08-07</w:t>
       <w:br/>
       <w:br/>
     </w:r>

--- a/klagomål/A 19638-2026 FSC-klagomål.docx
+++ b/klagomål/A 19638-2026 FSC-klagomål.docx
@@ -761,7 +761,7 @@
     <w:r>
       <w:tab/>
       <w:tab/>
-      <w:t>2026-08-07</w:t>
+      <w:t>2026-08-08</w:t>
       <w:br/>
       <w:br/>
     </w:r>

--- a/klagomål/A 19638-2026 FSC-klagomål.docx
+++ b/klagomål/A 19638-2026 FSC-klagomål.docx
@@ -216,7 +216,7 @@
         <w:spacing w:after="240"/>
       </w:pPr>
       <w:r>
-        <w:t>Figur 1. Fyndplatser för naturvårdsarter i avverkningsanmälan. Markörer utan svart kant är placerade på fyndplatsen. Markörer med svart kant är placerade vid sidan av fyndplatsen har ett svart streck som visar fyndplatsens exakta position. Kartans mittpunktskoordinat är N 7087722, E 530195 i SWEREF 99 TM.</w:t>
+        <w:t>Figur 1. Fyndplatser för naturvårdsarter i avverkningsanmälan. Markörer utan svart kant är placerade på fyndplatsen. Markörer med svart kant är placerade vid sidan av fyndplatsen och har ett svart streck som visar fyndplatsens exakta position. Kartans mittpunktskoordinat är N 7087722, E 530195 i SWEREF 99 TM.</w:t>
       </w:r>
     </w:p>
     <w:p>
@@ -761,7 +761,7 @@
     <w:r>
       <w:tab/>
       <w:tab/>
-      <w:t>2026-08-14</w:t>
+      <w:t>2026-08-15</w:t>
       <w:br/>
       <w:br/>
     </w:r>

--- a/klagomål/A 19638-2026 FSC-klagomål.docx
+++ b/klagomål/A 19638-2026 FSC-klagomål.docx
@@ -761,7 +761,7 @@
     <w:r>
       <w:tab/>
       <w:tab/>
-      <w:t>2026-08-15</w:t>
+      <w:t>2026-08-16</w:t>
       <w:br/>
       <w:br/>
     </w:r>

--- a/klagomål/A 19638-2026 FSC-klagomål.docx
+++ b/klagomål/A 19638-2026 FSC-klagomål.docx
@@ -761,7 +761,7 @@
     <w:r>
       <w:tab/>
       <w:tab/>
-      <w:t>2026-08-16</w:t>
+      <w:t>2026-08-17</w:t>
       <w:br/>
       <w:br/>
     </w:r>

--- a/klagomål/A 19638-2026 FSC-klagomål.docx
+++ b/klagomål/A 19638-2026 FSC-klagomål.docx
@@ -761,7 +761,7 @@
     <w:r>
       <w:tab/>
       <w:tab/>
-      <w:t>2026-08-17</w:t>
+      <w:t>2026-08-18</w:t>
       <w:br/>
       <w:br/>
     </w:r>
